--- a/docs/研究过程原始记录.docx
+++ b/docs/研究过程原始记录.docx
@@ -99,7 +99,7 @@
       <w:pPr>
         <w:jc w:val="center"/>
         <w:rPr>
-          <w:rFonts w:ascii="FangSong" w:eastAsia="FangSong" w:hAnsi="FangSong" w:hint="eastAsia"/>
+          <w:rFonts w:ascii="FangSong" w:eastAsia="FangSong" w:hAnsi="FangSong"/>
           <w:sz w:val="24"/>
         </w:rPr>
       </w:pPr>
@@ -174,7 +174,7 @@
       <w:pPr>
         <w:jc w:val="center"/>
         <w:rPr>
-          <w:rFonts w:ascii="FangSong" w:eastAsia="FangSong" w:hAnsi="FangSong" w:hint="eastAsia"/>
+          <w:rFonts w:ascii="FangSong" w:eastAsia="FangSong" w:hAnsi="FangSong"/>
           <w:sz w:val="24"/>
         </w:rPr>
       </w:pPr>
@@ -190,13 +190,14 @@
       <w:pPr>
         <w:jc w:val="center"/>
         <w:rPr>
-          <w:rFonts w:ascii="FangSong" w:eastAsia="FangSong" w:hAnsi="FangSong" w:hint="eastAsia"/>
+          <w:rFonts w:ascii="FangSong" w:eastAsia="FangSong" w:hAnsi="FangSong"/>
           <w:sz w:val="24"/>
         </w:rPr>
       </w:pPr>
       <w:r>
         <w:rPr>
           <w:rFonts w:ascii="FangSong" w:eastAsia="FangSong" w:hAnsi="FangSong"/>
+          <w:noProof/>
           <w:sz w:val="24"/>
         </w:rPr>
         <w:lastRenderedPageBreak/>
@@ -271,6 +272,7 @@
       <w:r>
         <w:rPr>
           <w:rFonts w:ascii="FangSong" w:eastAsia="FangSong" w:hAnsi="FangSong"/>
+          <w:noProof/>
           <w:sz w:val="24"/>
         </w:rPr>
         <w:lastRenderedPageBreak/>
@@ -331,7 +333,7 @@
       <w:pPr>
         <w:jc w:val="center"/>
         <w:rPr>
-          <w:rFonts w:ascii="FangSong" w:eastAsia="FangSong" w:hAnsi="FangSong" w:hint="eastAsia"/>
+          <w:rFonts w:ascii="FangSong" w:eastAsia="FangSong" w:hAnsi="FangSong"/>
           <w:sz w:val="24"/>
         </w:rPr>
       </w:pPr>
@@ -340,6 +342,80 @@
       <w:pPr>
         <w:jc w:val="center"/>
         <w:rPr>
+          <w:rFonts w:ascii="FangSong" w:eastAsia="FangSong" w:hAnsi="FangSong"/>
+          <w:sz w:val="24"/>
+        </w:rPr>
+      </w:pPr>
+      <w:r>
+        <w:rPr>
+          <w:rFonts w:ascii="FangSong" w:eastAsia="FangSong" w:hAnsi="FangSong"/>
+          <w:sz w:val="24"/>
+        </w:rPr>
+        <w:lastRenderedPageBreak/>
+        <w:drawing>
+          <wp:inline distT="0" distB="0" distL="0" distR="0" wp14:anchorId="50341630" wp14:editId="7456BCE2">
+            <wp:extent cx="5274310" cy="5882005"/>
+            <wp:effectExtent l="0" t="0" r="0" b="0"/>
+            <wp:docPr id="279915921" name="图片 1"/>
+            <wp:cNvGraphicFramePr>
+              <a:graphicFrameLocks xmlns:a="http://schemas.openxmlformats.org/drawingml/2006/main" noChangeAspect="1"/>
+            </wp:cNvGraphicFramePr>
+            <a:graphic xmlns:a="http://schemas.openxmlformats.org/drawingml/2006/main">
+              <a:graphicData uri="http://schemas.openxmlformats.org/drawingml/2006/picture">
+                <pic:pic xmlns:pic="http://schemas.openxmlformats.org/drawingml/2006/picture">
+                  <pic:nvPicPr>
+                    <pic:cNvPr id="279915921" name=""/>
+                    <pic:cNvPicPr/>
+                  </pic:nvPicPr>
+                  <pic:blipFill>
+                    <a:blip r:embed="rId8"/>
+                    <a:stretch>
+                      <a:fillRect/>
+                    </a:stretch>
+                  </pic:blipFill>
+                  <pic:spPr>
+                    <a:xfrm>
+                      <a:off x="0" y="0"/>
+                      <a:ext cx="5274310" cy="5882005"/>
+                    </a:xfrm>
+                    <a:prstGeom prst="rect">
+                      <a:avLst/>
+                    </a:prstGeom>
+                  </pic:spPr>
+                </pic:pic>
+              </a:graphicData>
+            </a:graphic>
+          </wp:inline>
+        </w:drawing>
+      </w:r>
+    </w:p>
+    <w:p>
+      <w:pPr>
+        <w:jc w:val="center"/>
+        <w:rPr>
+          <w:rFonts w:ascii="FangSong" w:eastAsia="FangSong" w:hAnsi="FangSong"/>
+          <w:sz w:val="24"/>
+        </w:rPr>
+      </w:pPr>
+      <w:r>
+        <w:rPr>
+          <w:rFonts w:ascii="FangSong" w:eastAsia="FangSong" w:hAnsi="FangSong"/>
+          <w:sz w:val="24"/>
+        </w:rPr>
+        <w:t>关键词匹配 vs 语义 Embedding</w:t>
+      </w:r>
+      <w:r>
+        <w:rPr>
+          <w:rFonts w:ascii="FangSong" w:eastAsia="FangSong" w:hAnsi="FangSong" w:hint="eastAsia"/>
+          <w:sz w:val="24"/>
+        </w:rPr>
+        <w:t>对比试验报告</w:t>
+      </w:r>
+    </w:p>
+    <w:p>
+      <w:pPr>
+        <w:jc w:val="center"/>
+        <w:rPr>
           <w:rFonts w:ascii="方正小标宋简体" w:eastAsia="方正小标宋简体" w:hAnsi="方正小标宋简体"/>
           <w:sz w:val="44"/>
           <w:szCs w:val="44"/>
@@ -348,9 +424,11 @@
       <w:r>
         <w:rPr>
           <w:rFonts w:ascii="方正小标宋简体" w:eastAsia="方正小标宋简体" w:hAnsi="方正小标宋简体"/>
+          <w:noProof/>
           <w:sz w:val="44"/>
           <w:szCs w:val="44"/>
         </w:rPr>
+        <w:lastRenderedPageBreak/>
         <w:drawing>
           <wp:inline distT="0" distB="0" distL="0" distR="0" wp14:anchorId="687CD208" wp14:editId="60665BD6">
             <wp:extent cx="5274310" cy="3041650"/>
@@ -367,7 +445,7 @@
                     <pic:cNvPicPr/>
                   </pic:nvPicPr>
                   <pic:blipFill>
-                    <a:blip r:embed="rId8"/>
+                    <a:blip r:embed="rId9"/>
                     <a:stretch>
                       <a:fillRect/>
                     </a:stretch>
@@ -392,7 +470,7 @@
       <w:pPr>
         <w:jc w:val="center"/>
         <w:rPr>
-          <w:rFonts w:ascii="FangSong" w:eastAsia="FangSong" w:hAnsi="FangSong" w:hint="eastAsia"/>
+          <w:rFonts w:ascii="FangSong" w:eastAsia="FangSong" w:hAnsi="FangSong"/>
           <w:sz w:val="24"/>
         </w:rPr>
       </w:pPr>
